--- a/downloads/intro-transcript-outro/13_E8.docx
+++ b/downloads/intro-transcript-outro/13_E8.docx
@@ -34,7 +34,23 @@
         <w:rPr>
           <w:color w:val="2EAF7D"/>
         </w:rPr>
-        <w:t xml:space="preserve">Choisir un mode de protection : brevet, secret, logiciel, enveloppe Soleau… selon ce que l’on veut faire de la techno, pas selon un réflexe unique.</w:t>
+        <w:t xml:space="preserve">Les récits viennent de le dire : protéger, ce n’est pas automatique.</w:t>
+      </w:r>
+    </w:p>
+    <w:p>
+      <w:r>
+        <w:rPr>
+          <w:color w:val="2EAF7D"/>
+        </w:rPr>
+        <w:t xml:space="preserve">Stanislas va choisir un mode selon la stratégie — divulgation, modèle d’affaires — pas selon l’exploit scientifique seul.</w:t>
+      </w:r>
+    </w:p>
+    <w:p>
+      <w:r>
+        <w:rPr>
+          <w:color w:val="2EAF7D"/>
+        </w:rPr>
+        <w:t xml:space="preserve">Reliez-le à Stéphanie : on déclare d’abord, on choisit l’outil ensuite.</w:t>
       </w:r>
     </w:p>
     <w:p>
@@ -351,7 +367,15 @@
         <w:rPr>
           <w:color w:val="F48C2E"/>
         </w:rPr>
-        <w:t xml:space="preserve">Le bon outil dépend de la stratégie de divulgation et du modèle d’affaires, pas seulement de l’exploit scientifique.</w:t>
+        <w:t xml:space="preserve">Le bon outil dépend de ce que vous voulez faire de la techno, pas seulement de ce qu’elle est.</w:t>
+      </w:r>
+    </w:p>
+    <w:p>
+      <w:r>
+        <w:rPr>
+          <w:color w:val="F48C2E"/>
+        </w:rPr>
+        <w:t xml:space="preserve">Stanislas, dans la capsule suivante, change d’échelle : la PI comme actif, ce qui ouvre un transfert, une licence, un partenariat.</w:t>
       </w:r>
     </w:p>
     <w:sectPr>

--- a/downloads/intro-transcript-outro/13_E8.docx
+++ b/downloads/intro-transcript-outro/13_E8.docx
@@ -24,7 +24,7 @@
       </w:pPr>
       <w:r>
         <w:rPr>
-          <w:color w:val="2EAF7D"/>
+          <w:color w:val="00AE69"/>
         </w:rPr>
         <w:t xml:space="preserve">Intro</w:t>
       </w:r>
@@ -32,7 +32,7 @@
     <w:p>
       <w:r>
         <w:rPr>
-          <w:color w:val="2EAF7D"/>
+          <w:color w:val="00AE69"/>
         </w:rPr>
         <w:t xml:space="preserve">Les récits viennent de le dire : protéger, ce n’est pas automatique.</w:t>
       </w:r>
@@ -40,7 +40,7 @@
     <w:p>
       <w:r>
         <w:rPr>
-          <w:color w:val="2EAF7D"/>
+          <w:color w:val="00AE69"/>
         </w:rPr>
         <w:t xml:space="preserve">Stanislas va choisir un mode selon la stratégie — divulgation, modèle d’affaires — pas selon l’exploit scientifique seul.</w:t>
       </w:r>
@@ -48,7 +48,7 @@
     <w:p>
       <w:r>
         <w:rPr>
-          <w:color w:val="2EAF7D"/>
+          <w:color w:val="00AE69"/>
         </w:rPr>
         <w:t xml:space="preserve">Reliez-le à Stéphanie : on déclare d’abord, on choisit l’outil ensuite.</w:t>
       </w:r>
@@ -357,7 +357,7 @@
       </w:pPr>
       <w:r>
         <w:rPr>
-          <w:color w:val="F48C2E"/>
+          <w:color w:val="F0821A"/>
         </w:rPr>
         <w:t xml:space="preserve">Outro</w:t>
       </w:r>
@@ -365,7 +365,7 @@
     <w:p>
       <w:r>
         <w:rPr>
-          <w:color w:val="F48C2E"/>
+          <w:color w:val="F0821A"/>
         </w:rPr>
         <w:t xml:space="preserve">Le bon outil dépend de ce que vous voulez faire de la techno, pas seulement de ce qu’elle est.</w:t>
       </w:r>
@@ -373,7 +373,7 @@
     <w:p>
       <w:r>
         <w:rPr>
-          <w:color w:val="F48C2E"/>
+          <w:color w:val="F0821A"/>
         </w:rPr>
         <w:t xml:space="preserve">Stanislas, dans la capsule suivante, change d’échelle : la PI comme actif, ce qui ouvre un transfert, une licence, un partenariat.</w:t>
       </w:r>
@@ -408,7 +408,7 @@
       <w:b/>
       <w:sz w:val="36"/>
       <w:szCs w:val="36"/>
-      <w:color w:val="580F45"/>
+      <w:color w:val="63003C"/>
     </w:rPr>
   </w:style>
   <w:style w:type="paragraph" w:styleId="Heading2">
@@ -424,7 +424,7 @@
       <w:b/>
       <w:sz w:val="26"/>
       <w:szCs w:val="26"/>
-      <w:color w:val="F48C2E"/>
+      <w:color w:val="F0821A"/>
     </w:rPr>
   </w:style>
 </w:styles>
